--- a/reports/practice_report_template.docx
+++ b/reports/practice_report_template.docx
@@ -853,6 +853,31 @@
     </w:p>
     <w:p>
       <w:pPr>
+        <w:rPr>
+          <w:rFonts w:ascii="Times New Roman" w:eastAsia="Times New Roman" w:hAnsi="Times New Roman" w:cs="Times New Roman"/>
+          <w:b/>
+          <w:bCs/>
+          <w:iCs/>
+          <w:color w:val="000000"/>
+          <w:sz w:val="28"/>
+          <w:szCs w:val="28"/>
+        </w:rPr>
+      </w:pPr>
+      <w:r>
+        <w:rPr>
+          <w:rFonts w:ascii="Times New Roman" w:eastAsia="Times New Roman" w:hAnsi="Times New Roman" w:cs="Times New Roman"/>
+          <w:b/>
+          <w:bCs/>
+          <w:iCs/>
+          <w:color w:val="000000"/>
+          <w:sz w:val="28"/>
+          <w:szCs w:val="28"/>
+        </w:rPr>
+        <w:br w:type="page"/>
+      </w:r>
+    </w:p>
+    <w:p>
+      <w:pPr>
         <w:keepNext/>
         <w:keepLines/>
         <w:pBdr>
@@ -884,6 +909,7 @@
           <w:sz w:val="28"/>
           <w:szCs w:val="28"/>
         </w:rPr>
+        <w:lastRenderedPageBreak/>
         <w:t>ВВЕДЕНИЕ</w:t>
       </w:r>
     </w:p>
@@ -921,6 +947,7 @@
           <w:between w:val="nil"/>
         </w:pBdr>
         <w:spacing w:after="0" w:line="360" w:lineRule="auto"/>
+        <w:ind w:firstLine="709"/>
         <w:rPr>
           <w:rFonts w:ascii="Times New Roman" w:eastAsia="Times New Roman" w:hAnsi="Times New Roman" w:cs="Times New Roman"/>
           <w:color w:val="000000"/>
@@ -1077,24 +1104,7 @@
           <w:between w:val="nil"/>
         </w:pBdr>
         <w:spacing w:after="0" w:line="360" w:lineRule="auto"/>
-        <w:rPr>
-          <w:rFonts w:ascii="Times New Roman" w:eastAsia="Times New Roman" w:hAnsi="Times New Roman" w:cs="Times New Roman"/>
-          <w:color w:val="000000"/>
-          <w:sz w:val="28"/>
-          <w:szCs w:val="28"/>
-        </w:rPr>
-      </w:pPr>
-    </w:p>
-    <w:p>
-      <w:pPr>
-        <w:pBdr>
-          <w:top w:val="nil"/>
-          <w:left w:val="nil"/>
-          <w:bottom w:val="nil"/>
-          <w:right w:val="nil"/>
-          <w:between w:val="nil"/>
-        </w:pBdr>
-        <w:spacing w:after="0" w:line="360" w:lineRule="auto"/>
+        <w:ind w:firstLine="709"/>
         <w:rPr>
           <w:rFonts w:ascii="Times New Roman" w:eastAsia="Times New Roman" w:hAnsi="Times New Roman" w:cs="Times New Roman"/>
           <w:color w:val="000000"/>
@@ -1259,6 +1269,34 @@
     </w:p>
     <w:p>
       <w:pPr>
+        <w:rPr>
+          <w:rFonts w:ascii="Times New Roman" w:eastAsia="Times New Roman" w:hAnsi="Times New Roman" w:cs="Times New Roman"/>
+          <w:b/>
+          <w:bCs/>
+          <w:color w:val="000000"/>
+          <w:sz w:val="28"/>
+          <w:szCs w:val="28"/>
+        </w:rPr>
+      </w:pPr>
+      <w:r>
+        <w:rPr>
+          <w:rFonts w:ascii="Times New Roman" w:eastAsia="Times New Roman" w:hAnsi="Times New Roman" w:cs="Times New Roman"/>
+          <w:b/>
+          <w:bCs/>
+          <w:color w:val="000000"/>
+          <w:sz w:val="28"/>
+          <w:szCs w:val="28"/>
+        </w:rPr>
+        <w:br w:type="page"/>
+      </w:r>
+    </w:p>
+    <w:p>
+      <w:pPr>
+        <w:pStyle w:val="a6"/>
+        <w:numPr>
+          <w:ilvl w:val="0"/>
+          <w:numId w:val="34"/>
+        </w:numPr>
         <w:pBdr>
           <w:top w:val="nil"/>
           <w:left w:val="nil"/>
@@ -1287,11 +1325,12 @@
           <w:szCs w:val="28"/>
         </w:rPr>
         <w:lastRenderedPageBreak/>
-        <w:t>1. Общая информация о проекте</w:t>
-      </w:r>
-    </w:p>
-    <w:p>
-      <w:pPr>
+        <w:t>Общая информация о проекте</w:t>
+      </w:r>
+    </w:p>
+    <w:p>
+      <w:pPr>
+        <w:pStyle w:val="a6"/>
         <w:pBdr>
           <w:top w:val="nil"/>
           <w:left w:val="nil"/>
@@ -1302,6 +1341,8 @@
         <w:spacing w:after="0" w:line="360" w:lineRule="auto"/>
         <w:rPr>
           <w:rFonts w:ascii="Times New Roman" w:eastAsia="Times New Roman" w:hAnsi="Times New Roman" w:cs="Times New Roman"/>
+          <w:b/>
+          <w:bCs/>
           <w:color w:val="000000"/>
           <w:sz w:val="28"/>
           <w:szCs w:val="28"/>
@@ -1318,6 +1359,8 @@
           <w:between w:val="nil"/>
         </w:pBdr>
         <w:spacing w:after="0" w:line="360" w:lineRule="auto"/>
+        <w:ind w:firstLine="720"/>
+        <w:jc w:val="both"/>
         <w:rPr>
           <w:rFonts w:ascii="Times New Roman" w:eastAsia="Times New Roman" w:hAnsi="Times New Roman" w:cs="Times New Roman"/>
           <w:color w:val="000000"/>
@@ -1430,6 +1473,29 @@
           <w:szCs w:val="28"/>
         </w:rPr>
       </w:pPr>
+    </w:p>
+    <w:p>
+      <w:pPr>
+        <w:rPr>
+          <w:rFonts w:ascii="Times New Roman" w:eastAsia="Times New Roman" w:hAnsi="Times New Roman" w:cs="Times New Roman"/>
+          <w:b/>
+          <w:bCs/>
+          <w:color w:val="000000"/>
+          <w:sz w:val="28"/>
+          <w:szCs w:val="28"/>
+        </w:rPr>
+      </w:pPr>
+      <w:r>
+        <w:rPr>
+          <w:rFonts w:ascii="Times New Roman" w:eastAsia="Times New Roman" w:hAnsi="Times New Roman" w:cs="Times New Roman"/>
+          <w:b/>
+          <w:bCs/>
+          <w:color w:val="000000"/>
+          <w:sz w:val="28"/>
+          <w:szCs w:val="28"/>
+        </w:rPr>
+        <w:br w:type="page"/>
+      </w:r>
     </w:p>
     <w:p>
       <w:pPr>
@@ -1460,6 +1526,7 @@
           <w:sz w:val="28"/>
           <w:szCs w:val="28"/>
         </w:rPr>
+        <w:lastRenderedPageBreak/>
         <w:t>2. Описание задания по проектной практике</w:t>
       </w:r>
     </w:p>
@@ -1494,6 +1561,7 @@
           <w:between w:val="nil"/>
         </w:pBdr>
         <w:spacing w:after="0" w:line="360" w:lineRule="auto"/>
+        <w:ind w:firstLine="709"/>
         <w:rPr>
           <w:rFonts w:ascii="Times New Roman" w:eastAsia="Times New Roman" w:hAnsi="Times New Roman" w:cs="Times New Roman"/>
           <w:color w:val="000000"/>
@@ -1535,6 +1603,7 @@
           <w:between w:val="nil"/>
         </w:pBdr>
         <w:spacing w:after="0" w:line="360" w:lineRule="auto"/>
+        <w:ind w:left="0" w:firstLine="709"/>
         <w:rPr>
           <w:rFonts w:ascii="Times New Roman" w:eastAsia="Times New Roman" w:hAnsi="Times New Roman" w:cs="Times New Roman"/>
           <w:color w:val="000000"/>
@@ -1606,6 +1675,7 @@
           <w:between w:val="nil"/>
         </w:pBdr>
         <w:spacing w:after="0" w:line="360" w:lineRule="auto"/>
+        <w:ind w:left="0" w:firstLine="709"/>
         <w:rPr>
           <w:rFonts w:ascii="Times New Roman" w:eastAsia="Times New Roman" w:hAnsi="Times New Roman" w:cs="Times New Roman"/>
           <w:color w:val="000000"/>
@@ -1657,6 +1727,7 @@
           <w:between w:val="nil"/>
         </w:pBdr>
         <w:spacing w:after="0" w:line="360" w:lineRule="auto"/>
+        <w:ind w:left="0" w:firstLine="709"/>
         <w:rPr>
           <w:rFonts w:ascii="Times New Roman" w:eastAsia="Times New Roman" w:hAnsi="Times New Roman" w:cs="Times New Roman"/>
           <w:color w:val="000000"/>
@@ -1727,21 +1798,21 @@
           <w:between w:val="nil"/>
         </w:pBdr>
         <w:spacing w:after="0" w:line="360" w:lineRule="auto"/>
-        <w:rPr>
-          <w:rFonts w:ascii="Times New Roman" w:eastAsia="Times New Roman" w:hAnsi="Times New Roman" w:cs="Times New Roman"/>
-          <w:color w:val="000000"/>
-          <w:sz w:val="28"/>
-          <w:szCs w:val="28"/>
-        </w:rPr>
-      </w:pPr>
-      <w:r>
-        <w:rPr>
-          <w:rFonts w:ascii="Times New Roman" w:eastAsia="Times New Roman" w:hAnsi="Times New Roman" w:cs="Times New Roman"/>
-          <w:color w:val="000000"/>
-          <w:sz w:val="28"/>
-          <w:szCs w:val="28"/>
-        </w:rPr>
-        <w:lastRenderedPageBreak/>
+        <w:ind w:left="0" w:firstLine="709"/>
+        <w:rPr>
+          <w:rFonts w:ascii="Times New Roman" w:eastAsia="Times New Roman" w:hAnsi="Times New Roman" w:cs="Times New Roman"/>
+          <w:color w:val="000000"/>
+          <w:sz w:val="28"/>
+          <w:szCs w:val="28"/>
+        </w:rPr>
+      </w:pPr>
+      <w:r>
+        <w:rPr>
+          <w:rFonts w:ascii="Times New Roman" w:eastAsia="Times New Roman" w:hAnsi="Times New Roman" w:cs="Times New Roman"/>
+          <w:color w:val="000000"/>
+          <w:sz w:val="28"/>
+          <w:szCs w:val="28"/>
+        </w:rPr>
         <w:t>Формирование отчета по практике, фиксирующего достигнутые в ходе работ результаты.</w:t>
       </w:r>
     </w:p>
@@ -1763,6 +1834,29 @@
           <w:szCs w:val="28"/>
         </w:rPr>
       </w:pPr>
+    </w:p>
+    <w:p>
+      <w:pPr>
+        <w:rPr>
+          <w:rFonts w:ascii="Times New Roman" w:eastAsia="Times New Roman" w:hAnsi="Times New Roman" w:cs="Times New Roman"/>
+          <w:b/>
+          <w:bCs/>
+          <w:color w:val="000000"/>
+          <w:sz w:val="28"/>
+          <w:szCs w:val="28"/>
+        </w:rPr>
+      </w:pPr>
+      <w:r>
+        <w:rPr>
+          <w:rFonts w:ascii="Times New Roman" w:eastAsia="Times New Roman" w:hAnsi="Times New Roman" w:cs="Times New Roman"/>
+          <w:b/>
+          <w:bCs/>
+          <w:color w:val="000000"/>
+          <w:sz w:val="28"/>
+          <w:szCs w:val="28"/>
+        </w:rPr>
+        <w:br w:type="page"/>
+      </w:r>
     </w:p>
     <w:p>
       <w:pPr>
@@ -1794,6 +1888,7 @@
           <w:sz w:val="28"/>
           <w:szCs w:val="28"/>
         </w:rPr>
+        <w:lastRenderedPageBreak/>
         <w:t>3. Описание достигнутых результатов по проектной практике</w:t>
       </w:r>
     </w:p>
@@ -1825,6 +1920,7 @@
           <w:between w:val="nil"/>
         </w:pBdr>
         <w:spacing w:after="0" w:line="360" w:lineRule="auto"/>
+        <w:ind w:firstLine="709"/>
         <w:rPr>
           <w:rFonts w:ascii="Times New Roman" w:eastAsia="Times New Roman" w:hAnsi="Times New Roman" w:cs="Times New Roman"/>
           <w:color w:val="000000"/>
@@ -1937,6 +2033,7 @@
           <w:between w:val="nil"/>
         </w:pBdr>
         <w:spacing w:after="0" w:line="360" w:lineRule="auto"/>
+        <w:ind w:firstLine="709"/>
         <w:rPr>
           <w:rFonts w:ascii="Times New Roman" w:eastAsia="Times New Roman" w:hAnsi="Times New Roman" w:cs="Times New Roman"/>
           <w:color w:val="000000"/>
@@ -1964,6 +2061,7 @@
           <w:between w:val="nil"/>
         </w:pBdr>
         <w:spacing w:after="0" w:line="360" w:lineRule="auto"/>
+        <w:ind w:firstLine="709"/>
         <w:rPr>
           <w:rFonts w:ascii="Times New Roman" w:eastAsia="Times New Roman" w:hAnsi="Times New Roman" w:cs="Times New Roman"/>
           <w:color w:val="000000"/>
@@ -1991,6 +2089,7 @@
           <w:between w:val="nil"/>
         </w:pBdr>
         <w:spacing w:after="0" w:line="360" w:lineRule="auto"/>
+        <w:ind w:firstLine="709"/>
         <w:rPr>
           <w:rFonts w:ascii="Times New Roman" w:eastAsia="Times New Roman" w:hAnsi="Times New Roman" w:cs="Times New Roman"/>
           <w:color w:val="000000"/>
@@ -2027,6 +2126,7 @@
           <w:between w:val="nil"/>
         </w:pBdr>
         <w:spacing w:after="0" w:line="360" w:lineRule="auto"/>
+        <w:ind w:firstLine="709"/>
         <w:rPr>
           <w:rFonts w:ascii="Times New Roman" w:eastAsia="Times New Roman" w:hAnsi="Times New Roman" w:cs="Times New Roman"/>
           <w:color w:val="000000"/>
@@ -2108,6 +2208,7 @@
           <w:between w:val="nil"/>
         </w:pBdr>
         <w:spacing w:after="0" w:line="360" w:lineRule="auto"/>
+        <w:ind w:firstLine="709"/>
         <w:rPr>
           <w:rFonts w:ascii="Times New Roman" w:eastAsia="Times New Roman" w:hAnsi="Times New Roman" w:cs="Times New Roman"/>
           <w:color w:val="000000"/>
@@ -2171,6 +2272,7 @@
           <w:between w:val="nil"/>
         </w:pBdr>
         <w:spacing w:after="0" w:line="360" w:lineRule="auto"/>
+        <w:ind w:firstLine="709"/>
         <w:rPr>
           <w:rFonts w:ascii="Times New Roman" w:eastAsia="Times New Roman" w:hAnsi="Times New Roman" w:cs="Times New Roman"/>
           <w:color w:val="000000"/>
@@ -2234,6 +2336,7 @@
           <w:between w:val="nil"/>
         </w:pBdr>
         <w:spacing w:after="0" w:line="360" w:lineRule="auto"/>
+        <w:ind w:firstLine="709"/>
         <w:rPr>
           <w:rFonts w:ascii="Times New Roman" w:eastAsia="Times New Roman" w:hAnsi="Times New Roman" w:cs="Times New Roman"/>
           <w:color w:val="000000"/>
@@ -2297,6 +2400,7 @@
           <w:between w:val="nil"/>
         </w:pBdr>
         <w:spacing w:after="0" w:line="360" w:lineRule="auto"/>
+        <w:ind w:firstLine="709"/>
         <w:rPr>
           <w:rFonts w:ascii="Times New Roman" w:eastAsia="Times New Roman" w:hAnsi="Times New Roman" w:cs="Times New Roman"/>
           <w:color w:val="000000"/>
@@ -2333,6 +2437,7 @@
           <w:between w:val="nil"/>
         </w:pBdr>
         <w:spacing w:after="0" w:line="360" w:lineRule="auto"/>
+        <w:ind w:firstLine="709"/>
         <w:rPr>
           <w:rFonts w:ascii="Times New Roman" w:eastAsia="Times New Roman" w:hAnsi="Times New Roman" w:cs="Times New Roman"/>
           <w:color w:val="000000"/>
@@ -2378,6 +2483,7 @@
           <w:between w:val="nil"/>
         </w:pBdr>
         <w:spacing w:after="0" w:line="360" w:lineRule="auto"/>
+        <w:ind w:firstLine="709"/>
         <w:rPr>
           <w:rFonts w:ascii="Times New Roman" w:eastAsia="Times New Roman" w:hAnsi="Times New Roman" w:cs="Times New Roman"/>
           <w:color w:val="000000"/>
@@ -2423,6 +2529,7 @@
           <w:between w:val="nil"/>
         </w:pBdr>
         <w:spacing w:after="0" w:line="360" w:lineRule="auto"/>
+        <w:ind w:firstLine="709"/>
         <w:rPr>
           <w:rFonts w:ascii="Times New Roman" w:eastAsia="Times New Roman" w:hAnsi="Times New Roman" w:cs="Times New Roman"/>
           <w:color w:val="000000"/>
@@ -2441,6 +2548,7 @@
           <w:between w:val="nil"/>
         </w:pBdr>
         <w:spacing w:after="0" w:line="360" w:lineRule="auto"/>
+        <w:ind w:firstLine="709"/>
         <w:rPr>
           <w:rFonts w:ascii="Times New Roman" w:eastAsia="Times New Roman" w:hAnsi="Times New Roman" w:cs="Times New Roman"/>
           <w:color w:val="000000"/>
@@ -2677,17 +2785,6 @@
           <w:szCs w:val="28"/>
         </w:rPr>
       </w:pPr>
-      <w:r>
-        <w:rPr>
-          <w:rFonts w:ascii="Times New Roman" w:eastAsia="Times New Roman" w:hAnsi="Times New Roman" w:cs="Times New Roman"/>
-          <w:b/>
-          <w:bCs/>
-          <w:color w:val="000000"/>
-          <w:sz w:val="28"/>
-          <w:szCs w:val="28"/>
-        </w:rPr>
-        <w:t>ЗАКЛЮЧЕНИЕ</w:t>
-      </w:r>
     </w:p>
     <w:p>
       <w:pPr>
@@ -2699,13 +2796,27 @@
           <w:between w:val="nil"/>
         </w:pBdr>
         <w:spacing w:after="0" w:line="360" w:lineRule="auto"/>
-        <w:rPr>
-          <w:rFonts w:ascii="Times New Roman" w:eastAsia="Times New Roman" w:hAnsi="Times New Roman" w:cs="Times New Roman"/>
-          <w:color w:val="000000"/>
-          <w:sz w:val="28"/>
-          <w:szCs w:val="28"/>
-        </w:rPr>
-      </w:pPr>
+        <w:jc w:val="center"/>
+        <w:rPr>
+          <w:rFonts w:ascii="Times New Roman" w:eastAsia="Times New Roman" w:hAnsi="Times New Roman" w:cs="Times New Roman"/>
+          <w:b/>
+          <w:bCs/>
+          <w:color w:val="000000"/>
+          <w:sz w:val="28"/>
+          <w:szCs w:val="28"/>
+        </w:rPr>
+      </w:pPr>
+      <w:r>
+        <w:rPr>
+          <w:rFonts w:ascii="Times New Roman" w:eastAsia="Times New Roman" w:hAnsi="Times New Roman" w:cs="Times New Roman"/>
+          <w:b/>
+          <w:bCs/>
+          <w:color w:val="000000"/>
+          <w:sz w:val="28"/>
+          <w:szCs w:val="28"/>
+        </w:rPr>
+        <w:t>ЗАКЛЮЧЕНИЕ</w:t>
+      </w:r>
     </w:p>
     <w:p>
       <w:pPr>
@@ -2724,35 +2835,6 @@
           <w:szCs w:val="28"/>
         </w:rPr>
       </w:pPr>
-      <w:r>
-        <w:rPr>
-          <w:rFonts w:ascii="Times New Roman" w:eastAsia="Times New Roman" w:hAnsi="Times New Roman" w:cs="Times New Roman"/>
-          <w:color w:val="000000"/>
-          <w:sz w:val="28"/>
-          <w:szCs w:val="28"/>
-        </w:rPr>
-        <w:t xml:space="preserve">Главная цель проектной практики нашей командой достигнута – в общем репозитории, где велись работы в рамках проектной практики, размещен получившийся у нас сайт, отражена вся хронология работы команды над сайтом, веб-сайт содержит все необходимые элементы структуры в соответствии с поставленной задачей, уникален и отражает тему проекта – разработка приложения </w:t>
-      </w:r>
-      <w:proofErr w:type="spellStart"/>
-      <w:r>
-        <w:rPr>
-          <w:rFonts w:ascii="Times New Roman" w:eastAsia="Times New Roman" w:hAnsi="Times New Roman" w:cs="Times New Roman"/>
-          <w:color w:val="000000"/>
-          <w:sz w:val="28"/>
-          <w:szCs w:val="28"/>
-        </w:rPr>
-        <w:t>гео</w:t>
-      </w:r>
-      <w:proofErr w:type="spellEnd"/>
-      <w:r>
-        <w:rPr>
-          <w:rFonts w:ascii="Times New Roman" w:eastAsia="Times New Roman" w:hAnsi="Times New Roman" w:cs="Times New Roman"/>
-          <w:color w:val="000000"/>
-          <w:sz w:val="28"/>
-          <w:szCs w:val="28"/>
-        </w:rPr>
-        <w:t xml:space="preserve">-контекстных напоминаний «Не забудь». </w:t>
-      </w:r>
     </w:p>
     <w:p>
       <w:pPr>
@@ -2764,13 +2846,43 @@
           <w:between w:val="nil"/>
         </w:pBdr>
         <w:spacing w:after="0" w:line="360" w:lineRule="auto"/>
-        <w:rPr>
-          <w:rFonts w:ascii="Times New Roman" w:eastAsia="Times New Roman" w:hAnsi="Times New Roman" w:cs="Times New Roman"/>
-          <w:color w:val="000000"/>
-          <w:sz w:val="28"/>
-          <w:szCs w:val="28"/>
-        </w:rPr>
-      </w:pPr>
+        <w:ind w:firstLine="709"/>
+        <w:rPr>
+          <w:rFonts w:ascii="Times New Roman" w:eastAsia="Times New Roman" w:hAnsi="Times New Roman" w:cs="Times New Roman"/>
+          <w:color w:val="000000"/>
+          <w:sz w:val="28"/>
+          <w:szCs w:val="28"/>
+        </w:rPr>
+      </w:pPr>
+      <w:r>
+        <w:rPr>
+          <w:rFonts w:ascii="Times New Roman" w:eastAsia="Times New Roman" w:hAnsi="Times New Roman" w:cs="Times New Roman"/>
+          <w:color w:val="000000"/>
+          <w:sz w:val="28"/>
+          <w:szCs w:val="28"/>
+        </w:rPr>
+        <w:t xml:space="preserve">Главная цель проектной практики нашей командой достигнута – в общем репозитории, где велись работы в рамках проектной практики, размещен получившийся у нас сайт, отражена вся хронология работы команды над сайтом, веб-сайт содержит все необходимые элементы структуры в соответствии с поставленной задачей, уникален и отражает тему проекта – разработка приложения </w:t>
+      </w:r>
+      <w:proofErr w:type="spellStart"/>
+      <w:r>
+        <w:rPr>
+          <w:rFonts w:ascii="Times New Roman" w:eastAsia="Times New Roman" w:hAnsi="Times New Roman" w:cs="Times New Roman"/>
+          <w:color w:val="000000"/>
+          <w:sz w:val="28"/>
+          <w:szCs w:val="28"/>
+        </w:rPr>
+        <w:t>гео</w:t>
+      </w:r>
+      <w:proofErr w:type="spellEnd"/>
+      <w:r>
+        <w:rPr>
+          <w:rFonts w:ascii="Times New Roman" w:eastAsia="Times New Roman" w:hAnsi="Times New Roman" w:cs="Times New Roman"/>
+          <w:color w:val="000000"/>
+          <w:sz w:val="28"/>
+          <w:szCs w:val="28"/>
+        </w:rPr>
+        <w:t xml:space="preserve">-контекстных напоминаний «Не забудь». </w:t>
+      </w:r>
     </w:p>
     <w:p>
       <w:pPr>
@@ -2782,6 +2894,26 @@
           <w:between w:val="nil"/>
         </w:pBdr>
         <w:spacing w:after="0" w:line="360" w:lineRule="auto"/>
+        <w:ind w:firstLine="709"/>
+        <w:rPr>
+          <w:rFonts w:ascii="Times New Roman" w:eastAsia="Times New Roman" w:hAnsi="Times New Roman" w:cs="Times New Roman"/>
+          <w:color w:val="000000"/>
+          <w:sz w:val="28"/>
+          <w:szCs w:val="28"/>
+        </w:rPr>
+      </w:pPr>
+    </w:p>
+    <w:p>
+      <w:pPr>
+        <w:pBdr>
+          <w:top w:val="nil"/>
+          <w:left w:val="nil"/>
+          <w:bottom w:val="nil"/>
+          <w:right w:val="nil"/>
+          <w:between w:val="nil"/>
+        </w:pBdr>
+        <w:spacing w:after="0" w:line="360" w:lineRule="auto"/>
+        <w:ind w:firstLine="709"/>
         <w:rPr>
           <w:rFonts w:ascii="Times New Roman" w:eastAsia="Times New Roman" w:hAnsi="Times New Roman" w:cs="Times New Roman"/>
           <w:color w:val="000000"/>
@@ -2814,6 +2946,7 @@
           <w:between w:val="nil"/>
         </w:pBdr>
         <w:spacing w:after="0" w:line="360" w:lineRule="auto"/>
+        <w:ind w:left="0" w:firstLine="709"/>
         <w:rPr>
           <w:rFonts w:ascii="Times New Roman" w:eastAsia="Times New Roman" w:hAnsi="Times New Roman" w:cs="Times New Roman"/>
           <w:color w:val="000000"/>
@@ -2864,6 +2997,7 @@
           <w:between w:val="nil"/>
         </w:pBdr>
         <w:spacing w:after="0" w:line="360" w:lineRule="auto"/>
+        <w:ind w:left="0" w:firstLine="709"/>
         <w:rPr>
           <w:rFonts w:ascii="Times New Roman" w:eastAsia="Times New Roman" w:hAnsi="Times New Roman" w:cs="Times New Roman"/>
           <w:color w:val="000000"/>
@@ -2914,6 +3048,7 @@
           <w:between w:val="nil"/>
         </w:pBdr>
         <w:spacing w:after="0" w:line="360" w:lineRule="auto"/>
+        <w:ind w:left="0" w:firstLine="709"/>
         <w:rPr>
           <w:rFonts w:ascii="Times New Roman" w:eastAsia="Times New Roman" w:hAnsi="Times New Roman" w:cs="Times New Roman"/>
           <w:color w:val="000000"/>
@@ -2974,6 +3109,7 @@
           <w:between w:val="nil"/>
         </w:pBdr>
         <w:spacing w:after="0" w:line="360" w:lineRule="auto"/>
+        <w:ind w:left="0" w:firstLine="709"/>
         <w:rPr>
           <w:rFonts w:ascii="Times New Roman" w:eastAsia="Times New Roman" w:hAnsi="Times New Roman" w:cs="Times New Roman"/>
           <w:color w:val="000000"/>
@@ -3097,6 +3233,7 @@
           <w:between w:val="nil"/>
         </w:pBdr>
         <w:spacing w:after="0" w:line="360" w:lineRule="auto"/>
+        <w:ind w:firstLine="709"/>
         <w:jc w:val="center"/>
         <w:rPr>
           <w:rFonts w:ascii="Times New Roman" w:eastAsia="Times New Roman" w:hAnsi="Times New Roman" w:cs="Times New Roman"/>
@@ -3130,6 +3267,7 @@
           <w:between w:val="nil"/>
         </w:pBdr>
         <w:spacing w:after="0" w:line="360" w:lineRule="auto"/>
+        <w:ind w:firstLine="709"/>
         <w:rPr>
           <w:rFonts w:ascii="Times New Roman" w:eastAsia="Times New Roman" w:hAnsi="Times New Roman" w:cs="Times New Roman"/>
           <w:color w:val="000000"/>
@@ -3148,6 +3286,7 @@
           <w:between w:val="nil"/>
         </w:pBdr>
         <w:spacing w:after="0" w:line="360" w:lineRule="auto"/>
+        <w:ind w:firstLine="709"/>
         <w:rPr>
           <w:rFonts w:ascii="Times New Roman" w:eastAsia="Times New Roman" w:hAnsi="Times New Roman" w:cs="Times New Roman"/>
           <w:color w:val="000000"/>
@@ -3224,6 +3363,7 @@
           <w:between w:val="nil"/>
         </w:pBdr>
         <w:spacing w:after="0" w:line="360" w:lineRule="auto"/>
+        <w:ind w:firstLine="709"/>
         <w:rPr>
           <w:rFonts w:ascii="Times New Roman" w:eastAsia="Times New Roman" w:hAnsi="Times New Roman" w:cs="Times New Roman"/>
           <w:color w:val="000000"/>
@@ -3285,6 +3425,7 @@
           <w:between w:val="nil"/>
         </w:pBdr>
         <w:spacing w:after="0" w:line="360" w:lineRule="auto"/>
+        <w:ind w:firstLine="709"/>
         <w:rPr>
           <w:rFonts w:ascii="Times New Roman" w:eastAsia="Times New Roman" w:hAnsi="Times New Roman" w:cs="Times New Roman"/>
           <w:color w:val="000000"/>
@@ -3359,6 +3500,7 @@
           <w:between w:val="nil"/>
         </w:pBdr>
         <w:spacing w:after="0" w:line="360" w:lineRule="auto"/>
+        <w:ind w:firstLine="709"/>
         <w:rPr>
           <w:rFonts w:ascii="Times New Roman" w:eastAsia="Times New Roman" w:hAnsi="Times New Roman" w:cs="Times New Roman"/>
           <w:color w:val="000000"/>
@@ -3520,6 +3662,7 @@
           <w:between w:val="nil"/>
         </w:pBdr>
         <w:spacing w:after="0" w:line="360" w:lineRule="auto"/>
+        <w:ind w:firstLine="709"/>
         <w:rPr>
           <w:rFonts w:ascii="Times New Roman" w:eastAsia="Times New Roman" w:hAnsi="Times New Roman" w:cs="Times New Roman"/>
           <w:color w:val="000000"/>
@@ -3583,6 +3726,7 @@
           <w:between w:val="nil"/>
         </w:pBdr>
         <w:spacing w:after="0" w:line="360" w:lineRule="auto"/>
+        <w:ind w:firstLine="709"/>
         <w:rPr>
           <w:rFonts w:ascii="Times New Roman" w:eastAsia="Times New Roman" w:hAnsi="Times New Roman" w:cs="Times New Roman"/>
           <w:color w:val="000000"/>
@@ -3816,6 +3960,7 @@
           <w:between w:val="nil"/>
         </w:pBdr>
         <w:spacing w:after="0" w:line="360" w:lineRule="auto"/>
+        <w:ind w:firstLine="709"/>
         <w:rPr>
           <w:rFonts w:ascii="Times New Roman" w:eastAsia="Times New Roman" w:hAnsi="Times New Roman" w:cs="Times New Roman"/>
           <w:color w:val="000000"/>
@@ -3861,6 +4006,7 @@
           <w:between w:val="nil"/>
         </w:pBdr>
         <w:spacing w:after="0" w:line="360" w:lineRule="auto"/>
+        <w:ind w:firstLine="709"/>
         <w:rPr>
           <w:rFonts w:ascii="Times New Roman" w:eastAsia="Times New Roman" w:hAnsi="Times New Roman" w:cs="Times New Roman"/>
           <w:color w:val="000000"/>
@@ -4151,6 +4297,7 @@
           <w:between w:val="nil"/>
         </w:pBdr>
         <w:spacing w:after="0" w:line="360" w:lineRule="auto"/>
+        <w:ind w:firstLine="709"/>
         <w:rPr>
           <w:rFonts w:ascii="Times New Roman" w:eastAsia="Times New Roman" w:hAnsi="Times New Roman" w:cs="Times New Roman"/>
           <w:color w:val="000000"/>
@@ -4196,6 +4343,7 @@
           <w:between w:val="nil"/>
         </w:pBdr>
         <w:spacing w:after="0" w:line="360" w:lineRule="auto"/>
+        <w:ind w:firstLine="709"/>
         <w:rPr>
           <w:rFonts w:ascii="Times New Roman" w:eastAsia="Times New Roman" w:hAnsi="Times New Roman" w:cs="Times New Roman"/>
           <w:color w:val="000000"/>
@@ -4399,6 +4547,7 @@
           <w:between w:val="nil"/>
         </w:pBdr>
         <w:spacing w:after="0" w:line="360" w:lineRule="auto"/>
+        <w:ind w:firstLine="709"/>
         <w:rPr>
           <w:rFonts w:ascii="Times New Roman" w:eastAsia="Times New Roman" w:hAnsi="Times New Roman" w:cs="Times New Roman"/>
           <w:color w:val="000000"/>
@@ -4455,6 +4604,7 @@
           <w:between w:val="nil"/>
         </w:pBdr>
         <w:spacing w:after="0" w:line="360" w:lineRule="auto"/>
+        <w:ind w:firstLine="709"/>
         <w:rPr>
           <w:rFonts w:ascii="Times New Roman" w:eastAsia="Times New Roman" w:hAnsi="Times New Roman" w:cs="Times New Roman"/>
           <w:color w:val="000000"/>
@@ -4525,7 +4675,13 @@
         </w:rPr>
       </w:pPr>
     </w:p>
-    <w:p/>
+    <w:p>
+      <w:pPr>
+        <w:rPr>
+          <w:lang w:val="en-US"/>
+        </w:rPr>
+      </w:pPr>
+    </w:p>
     <w:sectPr>
       <w:footerReference w:type="default" r:id="rId13"/>
       <w:pgSz w:w="11906" w:h="16838"/>
@@ -5047,6 +5203,95 @@
     </w:lvl>
   </w:abstractNum>
   <w:abstractNum w:abstractNumId="3" w15:restartNumberingAfterBreak="0">
+    <w:nsid w:val="0F3A5CE0"/>
+    <w:multiLevelType w:val="hybridMultilevel"/>
+    <w:tmpl w:val="5B6829C4"/>
+    <w:lvl w:ilvl="0" w:tplc="0419000F">
+      <w:start w:val="1"/>
+      <w:numFmt w:val="decimal"/>
+      <w:lvlText w:val="%1."/>
+      <w:lvlJc w:val="left"/>
+      <w:pPr>
+        <w:ind w:left="720" w:hanging="360"/>
+      </w:pPr>
+      <w:rPr>
+        <w:rFonts w:hint="default"/>
+      </w:rPr>
+    </w:lvl>
+    <w:lvl w:ilvl="1" w:tplc="04190019" w:tentative="1">
+      <w:start w:val="1"/>
+      <w:numFmt w:val="lowerLetter"/>
+      <w:lvlText w:val="%2."/>
+      <w:lvlJc w:val="left"/>
+      <w:pPr>
+        <w:ind w:left="1440" w:hanging="360"/>
+      </w:pPr>
+    </w:lvl>
+    <w:lvl w:ilvl="2" w:tplc="0419001B" w:tentative="1">
+      <w:start w:val="1"/>
+      <w:numFmt w:val="lowerRoman"/>
+      <w:lvlText w:val="%3."/>
+      <w:lvlJc w:val="right"/>
+      <w:pPr>
+        <w:ind w:left="2160" w:hanging="180"/>
+      </w:pPr>
+    </w:lvl>
+    <w:lvl w:ilvl="3" w:tplc="0419000F" w:tentative="1">
+      <w:start w:val="1"/>
+      <w:numFmt w:val="decimal"/>
+      <w:lvlText w:val="%4."/>
+      <w:lvlJc w:val="left"/>
+      <w:pPr>
+        <w:ind w:left="2880" w:hanging="360"/>
+      </w:pPr>
+    </w:lvl>
+    <w:lvl w:ilvl="4" w:tplc="04190019" w:tentative="1">
+      <w:start w:val="1"/>
+      <w:numFmt w:val="lowerLetter"/>
+      <w:lvlText w:val="%5."/>
+      <w:lvlJc w:val="left"/>
+      <w:pPr>
+        <w:ind w:left="3600" w:hanging="360"/>
+      </w:pPr>
+    </w:lvl>
+    <w:lvl w:ilvl="5" w:tplc="0419001B" w:tentative="1">
+      <w:start w:val="1"/>
+      <w:numFmt w:val="lowerRoman"/>
+      <w:lvlText w:val="%6."/>
+      <w:lvlJc w:val="right"/>
+      <w:pPr>
+        <w:ind w:left="4320" w:hanging="180"/>
+      </w:pPr>
+    </w:lvl>
+    <w:lvl w:ilvl="6" w:tplc="0419000F" w:tentative="1">
+      <w:start w:val="1"/>
+      <w:numFmt w:val="decimal"/>
+      <w:lvlText w:val="%7."/>
+      <w:lvlJc w:val="left"/>
+      <w:pPr>
+        <w:ind w:left="5040" w:hanging="360"/>
+      </w:pPr>
+    </w:lvl>
+    <w:lvl w:ilvl="7" w:tplc="04190019" w:tentative="1">
+      <w:start w:val="1"/>
+      <w:numFmt w:val="lowerLetter"/>
+      <w:lvlText w:val="%8."/>
+      <w:lvlJc w:val="left"/>
+      <w:pPr>
+        <w:ind w:left="5760" w:hanging="360"/>
+      </w:pPr>
+    </w:lvl>
+    <w:lvl w:ilvl="8" w:tplc="0419001B" w:tentative="1">
+      <w:start w:val="1"/>
+      <w:numFmt w:val="lowerRoman"/>
+      <w:lvlText w:val="%9."/>
+      <w:lvlJc w:val="right"/>
+      <w:pPr>
+        <w:ind w:left="6480" w:hanging="180"/>
+      </w:pPr>
+    </w:lvl>
+  </w:abstractNum>
+  <w:abstractNum w:abstractNumId="4" w15:restartNumberingAfterBreak="0">
     <w:nsid w:val="0F95721D"/>
     <w:multiLevelType w:val="multilevel"/>
     <w:tmpl w:val="3C969606"/>
@@ -5195,7 +5440,7 @@
       </w:rPr>
     </w:lvl>
   </w:abstractNum>
-  <w:abstractNum w:abstractNumId="4" w15:restartNumberingAfterBreak="0">
+  <w:abstractNum w:abstractNumId="5" w15:restartNumberingAfterBreak="0">
     <w:nsid w:val="13456CF6"/>
     <w:multiLevelType w:val="multilevel"/>
     <w:tmpl w:val="6B9837F6"/>
@@ -5309,7 +5554,7 @@
       </w:rPr>
     </w:lvl>
   </w:abstractNum>
-  <w:abstractNum w:abstractNumId="5" w15:restartNumberingAfterBreak="0">
+  <w:abstractNum w:abstractNumId="6" w15:restartNumberingAfterBreak="0">
     <w:nsid w:val="19131C56"/>
     <w:multiLevelType w:val="multilevel"/>
     <w:tmpl w:val="6B9837F6"/>
@@ -5423,7 +5668,7 @@
       </w:rPr>
     </w:lvl>
   </w:abstractNum>
-  <w:abstractNum w:abstractNumId="6" w15:restartNumberingAfterBreak="0">
+  <w:abstractNum w:abstractNumId="7" w15:restartNumberingAfterBreak="0">
     <w:nsid w:val="20866A0B"/>
     <w:multiLevelType w:val="hybridMultilevel"/>
     <w:tmpl w:val="5BB6AE2A"/>
@@ -5513,7 +5758,7 @@
       </w:pPr>
     </w:lvl>
   </w:abstractNum>
-  <w:abstractNum w:abstractNumId="7" w15:restartNumberingAfterBreak="0">
+  <w:abstractNum w:abstractNumId="8" w15:restartNumberingAfterBreak="0">
     <w:nsid w:val="22717272"/>
     <w:multiLevelType w:val="multilevel"/>
     <w:tmpl w:val="AEC68C68"/>
@@ -5662,7 +5907,7 @@
       </w:rPr>
     </w:lvl>
   </w:abstractNum>
-  <w:abstractNum w:abstractNumId="8" w15:restartNumberingAfterBreak="0">
+  <w:abstractNum w:abstractNumId="9" w15:restartNumberingAfterBreak="0">
     <w:nsid w:val="22D61344"/>
     <w:multiLevelType w:val="multilevel"/>
     <w:tmpl w:val="BDB43A5C"/>
@@ -5811,7 +6056,7 @@
       </w:rPr>
     </w:lvl>
   </w:abstractNum>
-  <w:abstractNum w:abstractNumId="9" w15:restartNumberingAfterBreak="0">
+  <w:abstractNum w:abstractNumId="10" w15:restartNumberingAfterBreak="0">
     <w:nsid w:val="28515871"/>
     <w:multiLevelType w:val="hybridMultilevel"/>
     <w:tmpl w:val="4580AFB0"/>
@@ -5900,7 +6145,7 @@
       </w:pPr>
     </w:lvl>
   </w:abstractNum>
-  <w:abstractNum w:abstractNumId="10" w15:restartNumberingAfterBreak="0">
+  <w:abstractNum w:abstractNumId="11" w15:restartNumberingAfterBreak="0">
     <w:nsid w:val="285A2D86"/>
     <w:multiLevelType w:val="multilevel"/>
     <w:tmpl w:val="38EAF68C"/>
@@ -6013,7 +6258,7 @@
       </w:pPr>
     </w:lvl>
   </w:abstractNum>
-  <w:abstractNum w:abstractNumId="11" w15:restartNumberingAfterBreak="0">
+  <w:abstractNum w:abstractNumId="12" w15:restartNumberingAfterBreak="0">
     <w:nsid w:val="28FE4C7C"/>
     <w:multiLevelType w:val="hybridMultilevel"/>
     <w:tmpl w:val="826873F6"/>
@@ -6102,7 +6347,7 @@
       </w:pPr>
     </w:lvl>
   </w:abstractNum>
-  <w:abstractNum w:abstractNumId="12" w15:restartNumberingAfterBreak="0">
+  <w:abstractNum w:abstractNumId="13" w15:restartNumberingAfterBreak="0">
     <w:nsid w:val="2B9F360F"/>
     <w:multiLevelType w:val="hybridMultilevel"/>
     <w:tmpl w:val="428455FA"/>
@@ -6215,7 +6460,7 @@
       </w:rPr>
     </w:lvl>
   </w:abstractNum>
-  <w:abstractNum w:abstractNumId="13" w15:restartNumberingAfterBreak="0">
+  <w:abstractNum w:abstractNumId="14" w15:restartNumberingAfterBreak="0">
     <w:nsid w:val="316A627A"/>
     <w:multiLevelType w:val="multilevel"/>
     <w:tmpl w:val="468E110A"/>
@@ -6329,7 +6574,7 @@
       </w:rPr>
     </w:lvl>
   </w:abstractNum>
-  <w:abstractNum w:abstractNumId="14" w15:restartNumberingAfterBreak="0">
+  <w:abstractNum w:abstractNumId="15" w15:restartNumberingAfterBreak="0">
     <w:nsid w:val="31D20F45"/>
     <w:multiLevelType w:val="multilevel"/>
     <w:tmpl w:val="6B9837F6"/>
@@ -6443,7 +6688,7 @@
       </w:rPr>
     </w:lvl>
   </w:abstractNum>
-  <w:abstractNum w:abstractNumId="15" w15:restartNumberingAfterBreak="0">
+  <w:abstractNum w:abstractNumId="16" w15:restartNumberingAfterBreak="0">
     <w:nsid w:val="328D1216"/>
     <w:multiLevelType w:val="multilevel"/>
     <w:tmpl w:val="F992E7E4"/>
@@ -6592,7 +6837,7 @@
       </w:rPr>
     </w:lvl>
   </w:abstractNum>
-  <w:abstractNum w:abstractNumId="16" w15:restartNumberingAfterBreak="0">
+  <w:abstractNum w:abstractNumId="17" w15:restartNumberingAfterBreak="0">
     <w:nsid w:val="35D32FD7"/>
     <w:multiLevelType w:val="multilevel"/>
     <w:tmpl w:val="F3B28AA0"/>
@@ -6705,7 +6950,7 @@
       </w:rPr>
     </w:lvl>
   </w:abstractNum>
-  <w:abstractNum w:abstractNumId="17" w15:restartNumberingAfterBreak="0">
+  <w:abstractNum w:abstractNumId="18" w15:restartNumberingAfterBreak="0">
     <w:nsid w:val="3ADF475E"/>
     <w:multiLevelType w:val="multilevel"/>
     <w:tmpl w:val="41468F68"/>
@@ -6819,7 +7064,7 @@
       </w:rPr>
     </w:lvl>
   </w:abstractNum>
-  <w:abstractNum w:abstractNumId="18" w15:restartNumberingAfterBreak="0">
+  <w:abstractNum w:abstractNumId="19" w15:restartNumberingAfterBreak="0">
     <w:nsid w:val="3D64641F"/>
     <w:multiLevelType w:val="multilevel"/>
     <w:tmpl w:val="AF5E46C8"/>
@@ -6932,7 +7177,7 @@
       </w:rPr>
     </w:lvl>
   </w:abstractNum>
-  <w:abstractNum w:abstractNumId="19" w15:restartNumberingAfterBreak="0">
+  <w:abstractNum w:abstractNumId="20" w15:restartNumberingAfterBreak="0">
     <w:nsid w:val="3F834F5A"/>
     <w:multiLevelType w:val="hybridMultilevel"/>
     <w:tmpl w:val="FB42AA40"/>
@@ -7045,7 +7290,7 @@
       </w:rPr>
     </w:lvl>
   </w:abstractNum>
-  <w:abstractNum w:abstractNumId="20" w15:restartNumberingAfterBreak="0">
+  <w:abstractNum w:abstractNumId="21" w15:restartNumberingAfterBreak="0">
     <w:nsid w:val="459D55A3"/>
     <w:multiLevelType w:val="multilevel"/>
     <w:tmpl w:val="6B9837F6"/>
@@ -7159,7 +7404,7 @@
       </w:rPr>
     </w:lvl>
   </w:abstractNum>
-  <w:abstractNum w:abstractNumId="21" w15:restartNumberingAfterBreak="0">
+  <w:abstractNum w:abstractNumId="22" w15:restartNumberingAfterBreak="0">
     <w:nsid w:val="4CC02A30"/>
     <w:multiLevelType w:val="hybridMultilevel"/>
     <w:tmpl w:val="86B8C0D0"/>
@@ -7245,7 +7490,7 @@
       </w:pPr>
     </w:lvl>
   </w:abstractNum>
-  <w:abstractNum w:abstractNumId="22" w15:restartNumberingAfterBreak="0">
+  <w:abstractNum w:abstractNumId="23" w15:restartNumberingAfterBreak="0">
     <w:nsid w:val="527E7257"/>
     <w:multiLevelType w:val="multilevel"/>
     <w:tmpl w:val="6B9837F6"/>
@@ -7359,7 +7604,7 @@
       </w:rPr>
     </w:lvl>
   </w:abstractNum>
-  <w:abstractNum w:abstractNumId="23" w15:restartNumberingAfterBreak="0">
+  <w:abstractNum w:abstractNumId="24" w15:restartNumberingAfterBreak="0">
     <w:nsid w:val="58267477"/>
     <w:multiLevelType w:val="multilevel"/>
     <w:tmpl w:val="7E28217C"/>
@@ -7508,7 +7753,7 @@
       </w:rPr>
     </w:lvl>
   </w:abstractNum>
-  <w:abstractNum w:abstractNumId="24" w15:restartNumberingAfterBreak="0">
+  <w:abstractNum w:abstractNumId="25" w15:restartNumberingAfterBreak="0">
     <w:nsid w:val="58D52BDF"/>
     <w:multiLevelType w:val="multilevel"/>
     <w:tmpl w:val="6B9837F6"/>
@@ -7622,7 +7867,7 @@
       </w:rPr>
     </w:lvl>
   </w:abstractNum>
-  <w:abstractNum w:abstractNumId="25" w15:restartNumberingAfterBreak="0">
+  <w:abstractNum w:abstractNumId="26" w15:restartNumberingAfterBreak="0">
     <w:nsid w:val="5A425359"/>
     <w:multiLevelType w:val="multilevel"/>
     <w:tmpl w:val="6B9837F6"/>
@@ -7736,7 +7981,7 @@
       </w:rPr>
     </w:lvl>
   </w:abstractNum>
-  <w:abstractNum w:abstractNumId="26" w15:restartNumberingAfterBreak="0">
+  <w:abstractNum w:abstractNumId="27" w15:restartNumberingAfterBreak="0">
     <w:nsid w:val="6AF05171"/>
     <w:multiLevelType w:val="multilevel"/>
     <w:tmpl w:val="6B9837F6"/>
@@ -7850,7 +8095,7 @@
       </w:rPr>
     </w:lvl>
   </w:abstractNum>
-  <w:abstractNum w:abstractNumId="27" w15:restartNumberingAfterBreak="0">
+  <w:abstractNum w:abstractNumId="28" w15:restartNumberingAfterBreak="0">
     <w:nsid w:val="6C845BAE"/>
     <w:multiLevelType w:val="hybridMultilevel"/>
     <w:tmpl w:val="EAEE6340"/>
@@ -7939,7 +8184,7 @@
       </w:pPr>
     </w:lvl>
   </w:abstractNum>
-  <w:abstractNum w:abstractNumId="28" w15:restartNumberingAfterBreak="0">
+  <w:abstractNum w:abstractNumId="29" w15:restartNumberingAfterBreak="0">
     <w:nsid w:val="6CC76BB5"/>
     <w:multiLevelType w:val="multilevel"/>
     <w:tmpl w:val="E29E6094"/>
@@ -8053,7 +8298,7 @@
       </w:rPr>
     </w:lvl>
   </w:abstractNum>
-  <w:abstractNum w:abstractNumId="29" w15:restartNumberingAfterBreak="0">
+  <w:abstractNum w:abstractNumId="30" w15:restartNumberingAfterBreak="0">
     <w:nsid w:val="6CD7365C"/>
     <w:multiLevelType w:val="multilevel"/>
     <w:tmpl w:val="48762A20"/>
@@ -8166,7 +8411,7 @@
       </w:rPr>
     </w:lvl>
   </w:abstractNum>
-  <w:abstractNum w:abstractNumId="30" w15:restartNumberingAfterBreak="0">
+  <w:abstractNum w:abstractNumId="31" w15:restartNumberingAfterBreak="0">
     <w:nsid w:val="71A35A22"/>
     <w:multiLevelType w:val="multilevel"/>
     <w:tmpl w:val="445A8038"/>
@@ -8252,7 +8497,7 @@
       </w:pPr>
     </w:lvl>
   </w:abstractNum>
-  <w:abstractNum w:abstractNumId="31" w15:restartNumberingAfterBreak="0">
+  <w:abstractNum w:abstractNumId="32" w15:restartNumberingAfterBreak="0">
     <w:nsid w:val="73472AFA"/>
     <w:multiLevelType w:val="multilevel"/>
     <w:tmpl w:val="CC3EFB04"/>
@@ -8401,7 +8646,7 @@
       </w:rPr>
     </w:lvl>
   </w:abstractNum>
-  <w:abstractNum w:abstractNumId="32" w15:restartNumberingAfterBreak="0">
+  <w:abstractNum w:abstractNumId="33" w15:restartNumberingAfterBreak="0">
     <w:nsid w:val="793B287C"/>
     <w:multiLevelType w:val="multilevel"/>
     <w:tmpl w:val="6B9837F6"/>
@@ -8516,103 +8761,106 @@
     </w:lvl>
   </w:abstractNum>
   <w:num w:numId="1" w16cid:durableId="1632783943">
-    <w:abstractNumId w:val="24"/>
+    <w:abstractNumId w:val="25"/>
   </w:num>
   <w:num w:numId="2" w16cid:durableId="1334600749">
-    <w:abstractNumId w:val="22"/>
+    <w:abstractNumId w:val="23"/>
   </w:num>
   <w:num w:numId="3" w16cid:durableId="1066680259">
-    <w:abstractNumId w:val="30"/>
+    <w:abstractNumId w:val="31"/>
   </w:num>
   <w:num w:numId="4" w16cid:durableId="812985690">
-    <w:abstractNumId w:val="18"/>
+    <w:abstractNumId w:val="19"/>
   </w:num>
   <w:num w:numId="5" w16cid:durableId="1600796288">
-    <w:abstractNumId w:val="28"/>
+    <w:abstractNumId w:val="29"/>
   </w:num>
   <w:num w:numId="6" w16cid:durableId="1384789106">
-    <w:abstractNumId w:val="17"/>
+    <w:abstractNumId w:val="18"/>
   </w:num>
   <w:num w:numId="7" w16cid:durableId="41758298">
     <w:abstractNumId w:val="2"/>
   </w:num>
   <w:num w:numId="8" w16cid:durableId="1197698861">
+    <w:abstractNumId w:val="21"/>
+  </w:num>
+  <w:num w:numId="9" w16cid:durableId="940801165">
+    <w:abstractNumId w:val="30"/>
+  </w:num>
+  <w:num w:numId="10" w16cid:durableId="1295326687">
+    <w:abstractNumId w:val="14"/>
+  </w:num>
+  <w:num w:numId="11" w16cid:durableId="1168058341">
+    <w:abstractNumId w:val="33"/>
+  </w:num>
+  <w:num w:numId="12" w16cid:durableId="2134593298">
+    <w:abstractNumId w:val="5"/>
+  </w:num>
+  <w:num w:numId="13" w16cid:durableId="1643655677">
+    <w:abstractNumId w:val="15"/>
+  </w:num>
+  <w:num w:numId="14" w16cid:durableId="121659009">
+    <w:abstractNumId w:val="27"/>
+  </w:num>
+  <w:num w:numId="15" w16cid:durableId="526263205">
+    <w:abstractNumId w:val="6"/>
+  </w:num>
+  <w:num w:numId="16" w16cid:durableId="647828825">
+    <w:abstractNumId w:val="26"/>
+  </w:num>
+  <w:num w:numId="17" w16cid:durableId="961351205">
+    <w:abstractNumId w:val="17"/>
+  </w:num>
+  <w:num w:numId="18" w16cid:durableId="1489589506">
+    <w:abstractNumId w:val="22"/>
+  </w:num>
+  <w:num w:numId="19" w16cid:durableId="1042288208">
+    <w:abstractNumId w:val="7"/>
+  </w:num>
+  <w:num w:numId="20" w16cid:durableId="253248057">
+    <w:abstractNumId w:val="28"/>
+  </w:num>
+  <w:num w:numId="21" w16cid:durableId="469983830">
+    <w:abstractNumId w:val="12"/>
+  </w:num>
+  <w:num w:numId="22" w16cid:durableId="1138498592">
     <w:abstractNumId w:val="20"/>
   </w:num>
-  <w:num w:numId="9" w16cid:durableId="940801165">
-    <w:abstractNumId w:val="29"/>
-  </w:num>
-  <w:num w:numId="10" w16cid:durableId="1295326687">
-    <w:abstractNumId w:val="13"/>
-  </w:num>
-  <w:num w:numId="11" w16cid:durableId="1168058341">
-    <w:abstractNumId w:val="32"/>
-  </w:num>
-  <w:num w:numId="12" w16cid:durableId="2134593298">
-    <w:abstractNumId w:val="4"/>
-  </w:num>
-  <w:num w:numId="13" w16cid:durableId="1643655677">
-    <w:abstractNumId w:val="14"/>
-  </w:num>
-  <w:num w:numId="14" w16cid:durableId="121659009">
-    <w:abstractNumId w:val="26"/>
-  </w:num>
-  <w:num w:numId="15" w16cid:durableId="526263205">
-    <w:abstractNumId w:val="5"/>
-  </w:num>
-  <w:num w:numId="16" w16cid:durableId="647828825">
-    <w:abstractNumId w:val="25"/>
-  </w:num>
-  <w:num w:numId="17" w16cid:durableId="961351205">
-    <w:abstractNumId w:val="16"/>
-  </w:num>
-  <w:num w:numId="18" w16cid:durableId="1489589506">
-    <w:abstractNumId w:val="21"/>
-  </w:num>
-  <w:num w:numId="19" w16cid:durableId="1042288208">
-    <w:abstractNumId w:val="6"/>
-  </w:num>
-  <w:num w:numId="20" w16cid:durableId="253248057">
-    <w:abstractNumId w:val="27"/>
-  </w:num>
-  <w:num w:numId="21" w16cid:durableId="469983830">
-    <w:abstractNumId w:val="11"/>
-  </w:num>
-  <w:num w:numId="22" w16cid:durableId="1138498592">
-    <w:abstractNumId w:val="19"/>
-  </w:num>
   <w:num w:numId="23" w16cid:durableId="224533185">
-    <w:abstractNumId w:val="7"/>
+    <w:abstractNumId w:val="8"/>
   </w:num>
   <w:num w:numId="24" w16cid:durableId="1691570105">
     <w:abstractNumId w:val="1"/>
   </w:num>
   <w:num w:numId="25" w16cid:durableId="806702945">
-    <w:abstractNumId w:val="8"/>
+    <w:abstractNumId w:val="9"/>
   </w:num>
   <w:num w:numId="26" w16cid:durableId="146747026">
-    <w:abstractNumId w:val="3"/>
+    <w:abstractNumId w:val="4"/>
   </w:num>
   <w:num w:numId="27" w16cid:durableId="1203708488">
-    <w:abstractNumId w:val="31"/>
+    <w:abstractNumId w:val="32"/>
   </w:num>
   <w:num w:numId="28" w16cid:durableId="2070954052">
-    <w:abstractNumId w:val="23"/>
+    <w:abstractNumId w:val="24"/>
   </w:num>
   <w:num w:numId="29" w16cid:durableId="1413622769">
-    <w:abstractNumId w:val="15"/>
+    <w:abstractNumId w:val="16"/>
   </w:num>
   <w:num w:numId="30" w16cid:durableId="1058211138">
     <w:abstractNumId w:val="0"/>
   </w:num>
   <w:num w:numId="31" w16cid:durableId="1839226959">
+    <w:abstractNumId w:val="11"/>
+  </w:num>
+  <w:num w:numId="32" w16cid:durableId="105273247">
+    <w:abstractNumId w:val="13"/>
+  </w:num>
+  <w:num w:numId="33" w16cid:durableId="462042135">
     <w:abstractNumId w:val="10"/>
   </w:num>
-  <w:num w:numId="32" w16cid:durableId="105273247">
-    <w:abstractNumId w:val="12"/>
-  </w:num>
-  <w:num w:numId="33" w16cid:durableId="462042135">
-    <w:abstractNumId w:val="9"/>
+  <w:num w:numId="34" w16cid:durableId="1722093916">
+    <w:abstractNumId w:val="3"/>
   </w:num>
 </w:numbering>
 </file>
